--- a/invoice-generator/templates/ribbon.docx
+++ b/invoice-generator/templates/ribbon.docx
@@ -4,7 +4,7 @@
   <w:body>
     <w:tbl>
       <w:tblPr>
-        <w:tblW w:type="pct" w:w="100%"/>
+        <w:tblW w:type="dxa" w:w="9360"/>
         <w:tblBorders>
           <w:top w:val="none" w:color="FFFFFF" w:sz="0"/>
           <w:left w:val="none" w:color="FFFFFF" w:sz="0"/>
@@ -15,13 +15,13 @@
         </w:tblBorders>
       </w:tblPr>
       <w:tblGrid>
-        <w:gridCol w:w="100"/>
-        <w:gridCol w:w="100"/>
+        <w:gridCol w:w="5616"/>
+        <w:gridCol w:w="3744"/>
       </w:tblGrid>
       <w:tr>
         <w:tc>
           <w:tcPr>
-            <w:tcW w:type="pct" w:w="60%"/>
+            <w:tcW w:type="dxa" w:w="5616"/>
             <w:tcBorders>
               <w:top w:val="none" w:color="FFFFFF" w:sz="0"/>
               <w:left w:val="none" w:color="FFFFFF" w:sz="0"/>
@@ -74,7 +74,7 @@
         </w:tc>
         <w:tc>
           <w:tcPr>
-            <w:tcW w:type="pct" w:w="40%"/>
+            <w:tcW w:type="dxa" w:w="3744"/>
             <w:tcBorders>
               <w:top w:val="none" w:color="FFFFFF" w:sz="0"/>
               <w:left w:val="none" w:color="FFFFFF" w:sz="0"/>
@@ -124,7 +124,7 @@
     </w:p>
     <w:tbl>
       <w:tblPr>
-        <w:tblW w:type="pct" w:w="100%"/>
+        <w:tblW w:type="dxa" w:w="9360"/>
         <w:tblBorders>
           <w:top w:val="none" w:color="FFFFFF" w:sz="0"/>
           <w:left w:val="none" w:color="FFFFFF" w:sz="0"/>
@@ -135,13 +135,13 @@
         </w:tblBorders>
       </w:tblPr>
       <w:tblGrid>
-        <w:gridCol w:w="100"/>
-        <w:gridCol w:w="100"/>
+        <w:gridCol w:w="4680"/>
+        <w:gridCol w:w="4680"/>
       </w:tblGrid>
       <w:tr>
         <w:tc>
           <w:tcPr>
-            <w:tcW w:type="pct" w:w="50%"/>
+            <w:tcW w:type="dxa" w:w="4680"/>
             <w:tcBorders>
               <w:top w:val="none" w:color="FFFFFF" w:sz="0"/>
               <w:left w:val="none" w:color="FFFFFF" w:sz="0"/>
@@ -185,7 +185,7 @@
         </w:tc>
         <w:tc>
           <w:tcPr>
-            <w:tcW w:type="pct" w:w="50%"/>
+            <w:tcW w:type="dxa" w:w="4680"/>
             <w:tcBorders>
               <w:top w:val="none" w:color="FFFFFF" w:sz="0"/>
               <w:left w:val="none" w:color="FFFFFF" w:sz="0"/>
@@ -275,7 +275,7 @@
     </w:p>
     <w:tbl>
       <w:tblPr>
-        <w:tblW w:type="pct" w:w="100%"/>
+        <w:tblW w:type="dxa" w:w="9360"/>
         <w:tblBorders>
           <w:top w:val="single" w:color="DDDDDD" w:sz="4"/>
           <w:left w:val="single" w:color="DDDDDD" w:sz="4"/>
@@ -286,10 +286,10 @@
         </w:tblBorders>
       </w:tblPr>
       <w:tblGrid>
-        <w:gridCol w:w="100"/>
-        <w:gridCol w:w="100"/>
-        <w:gridCol w:w="100"/>
-        <w:gridCol w:w="100"/>
+        <w:gridCol w:w="4680"/>
+        <w:gridCol w:w="936"/>
+        <w:gridCol w:w="1872"/>
+        <w:gridCol w:w="1872"/>
       </w:tblGrid>
       <w:tr>
         <w:trPr>
@@ -297,6 +297,7 @@
         </w:trPr>
         <w:tc>
           <w:tcPr>
+            <w:tcW w:type="dxa" w:w="4680"/>
             <w:shd w:fill="F3F5F8" w:color="auto" w:val="clear"/>
           </w:tcPr>
           <w:p>
@@ -317,6 +318,7 @@
         </w:tc>
         <w:tc>
           <w:tcPr>
+            <w:tcW w:type="dxa" w:w="936"/>
             <w:shd w:fill="F3F5F8" w:color="auto" w:val="clear"/>
           </w:tcPr>
           <w:p>
@@ -337,6 +339,7 @@
         </w:tc>
         <w:tc>
           <w:tcPr>
+            <w:tcW w:type="dxa" w:w="1872"/>
             <w:shd w:fill="F3F5F8" w:color="auto" w:val="clear"/>
           </w:tcPr>
           <w:p>
@@ -357,6 +360,7 @@
         </w:tc>
         <w:tc>
           <w:tcPr>
+            <w:tcW w:type="dxa" w:w="1872"/>
             <w:shd w:fill="F3F5F8" w:color="auto" w:val="clear"/>
           </w:tcPr>
           <w:p>
@@ -378,6 +382,9 @@
       </w:tr>
       <w:tr>
         <w:tc>
+          <w:tcPr>
+            <w:tcW w:type="dxa" w:w="4680"/>
+          </w:tcPr>
           <w:p>
             <w:pPr>
               <w:jc w:val="left"/>
@@ -392,6 +399,9 @@
           </w:p>
         </w:tc>
         <w:tc>
+          <w:tcPr>
+            <w:tcW w:type="dxa" w:w="936"/>
+          </w:tcPr>
           <w:p>
             <w:pPr>
               <w:jc w:val="right"/>
@@ -406,6 +416,9 @@
           </w:p>
         </w:tc>
         <w:tc>
+          <w:tcPr>
+            <w:tcW w:type="dxa" w:w="1872"/>
+          </w:tcPr>
           <w:p>
             <w:pPr>
               <w:jc w:val="right"/>
@@ -420,6 +433,9 @@
           </w:p>
         </w:tc>
         <w:tc>
+          <w:tcPr>
+            <w:tcW w:type="dxa" w:w="1872"/>
+          </w:tcPr>
           <w:p>
             <w:pPr>
               <w:jc w:val="right"/>
@@ -436,6 +452,9 @@
       </w:tr>
       <w:tr>
         <w:tc>
+          <w:tcPr>
+            <w:tcW w:type="dxa" w:w="4680"/>
+          </w:tcPr>
           <w:p>
             <w:pPr>
               <w:jc w:val="left"/>
@@ -450,6 +469,9 @@
           </w:p>
         </w:tc>
         <w:tc>
+          <w:tcPr>
+            <w:tcW w:type="dxa" w:w="936"/>
+          </w:tcPr>
           <w:p>
             <w:pPr>
               <w:jc w:val="right"/>
@@ -464,6 +486,9 @@
           </w:p>
         </w:tc>
         <w:tc>
+          <w:tcPr>
+            <w:tcW w:type="dxa" w:w="1872"/>
+          </w:tcPr>
           <w:p>
             <w:pPr>
               <w:jc w:val="right"/>
@@ -478,6 +503,9 @@
           </w:p>
         </w:tc>
         <w:tc>
+          <w:tcPr>
+            <w:tcW w:type="dxa" w:w="1872"/>
+          </w:tcPr>
           <w:p>
             <w:pPr>
               <w:jc w:val="right"/>
@@ -494,6 +522,9 @@
       </w:tr>
       <w:tr>
         <w:tc>
+          <w:tcPr>
+            <w:tcW w:type="dxa" w:w="4680"/>
+          </w:tcPr>
           <w:p>
             <w:pPr>
               <w:jc w:val="left"/>
@@ -508,6 +539,9 @@
           </w:p>
         </w:tc>
         <w:tc>
+          <w:tcPr>
+            <w:tcW w:type="dxa" w:w="936"/>
+          </w:tcPr>
           <w:p>
             <w:pPr>
               <w:jc w:val="right"/>
@@ -522,6 +556,9 @@
           </w:p>
         </w:tc>
         <w:tc>
+          <w:tcPr>
+            <w:tcW w:type="dxa" w:w="1872"/>
+          </w:tcPr>
           <w:p>
             <w:pPr>
               <w:jc w:val="right"/>
@@ -536,6 +573,9 @@
           </w:p>
         </w:tc>
         <w:tc>
+          <w:tcPr>
+            <w:tcW w:type="dxa" w:w="1872"/>
+          </w:tcPr>
           <w:p>
             <w:pPr>
               <w:jc w:val="right"/>
@@ -561,7 +601,7 @@
     </w:p>
     <w:tbl>
       <w:tblPr>
-        <w:tblW w:type="pct" w:w="100%"/>
+        <w:tblW w:type="dxa" w:w="9360"/>
         <w:tblBorders>
           <w:top w:val="none" w:color="FFFFFF" w:sz="0"/>
           <w:left w:val="none" w:color="FFFFFF" w:sz="0"/>
@@ -572,13 +612,13 @@
         </w:tblBorders>
       </w:tblPr>
       <w:tblGrid>
-        <w:gridCol w:w="100"/>
-        <w:gridCol w:w="100"/>
+        <w:gridCol w:w="6552"/>
+        <w:gridCol w:w="2808"/>
       </w:tblGrid>
       <w:tr>
         <w:tc>
           <w:tcPr>
-            <w:tcW w:type="pct" w:w="70%"/>
+            <w:tcW w:type="dxa" w:w="6552"/>
             <w:tcBorders>
               <w:top w:val="none" w:color="FFFFFF" w:sz="0"/>
               <w:left w:val="none" w:color="FFFFFF" w:sz="0"/>
@@ -604,7 +644,7 @@
         </w:tc>
         <w:tc>
           <w:tcPr>
-            <w:tcW w:type="pct" w:w="30%"/>
+            <w:tcW w:type="dxa" w:w="2808"/>
             <w:tcBorders>
               <w:top w:val="none" w:color="FFFFFF" w:sz="0"/>
               <w:left w:val="none" w:color="FFFFFF" w:sz="0"/>
@@ -631,7 +671,7 @@
       <w:tr>
         <w:tc>
           <w:tcPr>
-            <w:tcW w:type="pct" w:w="70%"/>
+            <w:tcW w:type="dxa" w:w="6552"/>
             <w:tcBorders>
               <w:top w:val="none" w:color="FFFFFF" w:sz="0"/>
               <w:left w:val="none" w:color="FFFFFF" w:sz="0"/>
@@ -657,7 +697,7 @@
         </w:tc>
         <w:tc>
           <w:tcPr>
-            <w:tcW w:type="pct" w:w="30%"/>
+            <w:tcW w:type="dxa" w:w="2808"/>
             <w:tcBorders>
               <w:top w:val="none" w:color="FFFFFF" w:sz="0"/>
               <w:left w:val="none" w:color="FFFFFF" w:sz="0"/>
@@ -684,7 +724,7 @@
       <w:tr>
         <w:tc>
           <w:tcPr>
-            <w:tcW w:type="pct" w:w="70%"/>
+            <w:tcW w:type="dxa" w:w="6552"/>
             <w:tcBorders>
               <w:top w:val="none" w:color="FFFFFF" w:sz="0"/>
               <w:left w:val="none" w:color="FFFFFF" w:sz="0"/>
@@ -710,7 +750,7 @@
         </w:tc>
         <w:tc>
           <w:tcPr>
-            <w:tcW w:type="pct" w:w="30%"/>
+            <w:tcW w:type="dxa" w:w="2808"/>
             <w:tcBorders>
               <w:top w:val="none" w:color="FFFFFF" w:sz="0"/>
               <w:left w:val="none" w:color="FFFFFF" w:sz="0"/>
